--- a/ProjectIdea/ProjectIdeaV10.docx
+++ b/ProjectIdea/ProjectIdeaV10.docx
@@ -1,6 +1,6 @@
 
 <file path=word/document.xml><?xml version="1.0" encoding="utf-8"?>
-<w:document xmlns:wpc="http://schemas.microsoft.com/office/word/2010/wordprocessingCanvas" xmlns:cx="http://schemas.microsoft.com/office/drawing/2014/chartex" xmlns:cx1="http://schemas.microsoft.com/office/drawing/2015/9/8/chartex" xmlns:cx2="http://schemas.microsoft.com/office/drawing/2015/10/21/chartex" xmlns:cx3="http://schemas.microsoft.com/office/drawing/2016/5/9/chartex" xmlns:cx4="http://schemas.microsoft.com/office/drawing/2016/5/10/chartex" xmlns:cx5="http://schemas.microsoft.com/office/drawing/2016/5/11/chartex" xmlns:cx6="http://schemas.microsoft.com/office/drawing/2016/5/12/chartex" xmlns:cx7="http://schemas.microsoft.com/office/drawing/2016/5/13/chartex" xmlns:cx8="http://schemas.microsoft.com/office/drawing/2016/5/14/chartex" xmlns:mc="http://schemas.openxmlformats.org/markup-compatibility/2006" xmlns:aink="http://schemas.microsoft.com/office/drawing/2016/ink" xmlns:am3d="http://schemas.microsoft.com/office/drawing/2017/model3d" xmlns:o="urn:schemas-microsoft-com:office:office" xmlns:oel="http://schemas.microsoft.com/office/2019/extlst" xmlns:r="http://schemas.openxmlformats.org/officeDocument/2006/relationships" xmlns:m="http://schemas.openxmlformats.org/officeDocument/2006/math" xmlns:v="urn:schemas-microsoft-com:vml" xmlns:wp14="http://schemas.microsoft.com/office/word/2010/wordprocessingDrawing" xmlns:wp="http://schemas.openxmlformats.org/drawingml/2006/wordprocessingDrawing" xmlns:w10="urn:schemas-microsoft-com:office:word" xmlns:w="http://schemas.openxmlformats.org/wordprocessingml/2006/main" xmlns:w14="http://schemas.microsoft.com/office/word/2010/wordml" xmlns:w15="http://schemas.microsoft.com/office/word/2012/wordml" xmlns:w16cex="http://schemas.microsoft.com/office/word/2018/wordml/cex" xmlns:w16cid="http://schemas.microsoft.com/office/word/2016/wordml/cid" xmlns:w16="http://schemas.microsoft.com/office/word/2018/wordml" xmlns:w16sdtdh="http://schemas.microsoft.com/office/word/2020/wordml/sdtdatahash" xmlns:w16se="http://schemas.microsoft.com/office/word/2015/wordml/symex" xmlns:wpg="http://schemas.microsoft.com/office/word/2010/wordprocessingGroup" xmlns:wpi="http://schemas.microsoft.com/office/word/2010/wordprocessingInk" xmlns:wne="http://schemas.microsoft.com/office/word/2006/wordml" xmlns:wps="http://schemas.microsoft.com/office/word/2010/wordprocessingShape" mc:Ignorable="w14 w15 w16se w16cid w16 w16cex w16sdtdh wp14">
+<w:document xmlns:wpc="http://schemas.microsoft.com/office/word/2010/wordprocessingCanvas" xmlns:cx="http://schemas.microsoft.com/office/drawing/2014/chartex" xmlns:mc="http://schemas.openxmlformats.org/markup-compatibility/2006" xmlns:o="urn:schemas-microsoft-com:office:office" xmlns:r="http://schemas.openxmlformats.org/officeDocument/2006/relationships" xmlns:m="http://schemas.openxmlformats.org/officeDocument/2006/math" xmlns:v="urn:schemas-microsoft-com:vml" xmlns:wp14="http://schemas.microsoft.com/office/word/2010/wordprocessingDrawing" xmlns:wp="http://schemas.openxmlformats.org/drawingml/2006/wordprocessingDrawing" xmlns:w10="urn:schemas-microsoft-com:office:word" xmlns:w="http://schemas.openxmlformats.org/wordprocessingml/2006/main" xmlns:w14="http://schemas.microsoft.com/office/word/2010/wordml" xmlns:w15="http://schemas.microsoft.com/office/word/2012/wordml" xmlns:w16se="http://schemas.microsoft.com/office/word/2015/wordml/symex" xmlns:wpg="http://schemas.microsoft.com/office/word/2010/wordprocessingGroup" xmlns:wpi="http://schemas.microsoft.com/office/word/2010/wordprocessingInk" xmlns:wne="http://schemas.microsoft.com/office/word/2006/wordml" xmlns:wps="http://schemas.microsoft.com/office/word/2010/wordprocessingShape" mc:Ignorable="w14 w15 w16se wp14">
   <w:body>
     <w:p>
       <w:pPr>
@@ -11943,6 +11943,8 @@
         </w:rPr>
         <w:t xml:space="preserve"> Reports + disputes</w:t>
       </w:r>
+      <w:bookmarkStart w:id="0" w:name="_GoBack"/>
+      <w:bookmarkEnd w:id="0"/>
       <w:r>
         <w:rPr>
           <w:rFonts w:ascii="Times New Roman" w:eastAsia="Times New Roman" w:hAnsi="Times New Roman" w:cs="Times New Roman"/>
@@ -11986,154 +11988,6 @@
         <w:pict w14:anchorId="47F0B9F4">
           <v:rect id="_x0000_i1080" style="width:0;height:1.5pt" o:hralign="center" o:hrstd="t" o:hr="t" fillcolor="#a0a0a0" stroked="f"/>
         </w:pict>
-      </w:r>
-    </w:p>
-    <w:p>
-      <w:pPr>
-        <w:spacing w:before="100" w:beforeAutospacing="1" w:after="100" w:afterAutospacing="1" w:line="240" w:lineRule="auto"/>
-        <w:outlineLvl w:val="0"/>
-        <w:rPr>
-          <w:rFonts w:ascii="Times New Roman" w:eastAsia="Times New Roman" w:hAnsi="Times New Roman" w:cs="Times New Roman"/>
-          <w:b/>
-          <w:bCs/>
-          <w:kern w:val="36"/>
-          <w:sz w:val="48"/>
-          <w:szCs w:val="48"/>
-          <w14:ligatures w14:val="none"/>
-        </w:rPr>
-      </w:pPr>
-      <w:r>
-        <w:rPr>
-          <w:rFonts w:ascii="Segoe UI Emoji" w:eastAsia="Times New Roman" w:hAnsi="Segoe UI Emoji" w:cs="Segoe UI Emoji"/>
-          <w:b/>
-          <w:bCs/>
-          <w:kern w:val="36"/>
-          <w:sz w:val="48"/>
-          <w:szCs w:val="48"/>
-          <w14:ligatures w14:val="none"/>
-        </w:rPr>
-        <w:t>🔥</w:t>
-      </w:r>
-      <w:r>
-        <w:rPr>
-          <w:rFonts w:ascii="Times New Roman" w:eastAsia="Times New Roman" w:hAnsi="Times New Roman" w:cs="Times New Roman"/>
-          <w:b/>
-          <w:bCs/>
-          <w:kern w:val="36"/>
-          <w:sz w:val="48"/>
-          <w:szCs w:val="48"/>
-          <w14:ligatures w14:val="none"/>
-        </w:rPr>
-        <w:t xml:space="preserve"> FINAL VERDICT</w:t>
-      </w:r>
-    </w:p>
-    <w:p>
-      <w:pPr>
-        <w:spacing w:before="100" w:beforeAutospacing="1" w:after="100" w:afterAutospacing="1" w:line="240" w:lineRule="auto"/>
-        <w:rPr>
-          <w:rFonts w:ascii="Times New Roman" w:eastAsia="Times New Roman" w:hAnsi="Times New Roman" w:cs="Times New Roman"/>
-          <w:kern w:val="0"/>
-          <w14:ligatures w14:val="none"/>
-        </w:rPr>
-      </w:pPr>
-      <w:r>
-        <w:rPr>
-          <w:rFonts w:ascii="Segoe UI Emoji" w:eastAsia="Times New Roman" w:hAnsi="Segoe UI Emoji" w:cs="Segoe UI Emoji"/>
-          <w:kern w:val="0"/>
-          <w14:ligatures w14:val="none"/>
-        </w:rPr>
-        <w:t>👉</w:t>
-      </w:r>
-      <w:r>
-        <w:rPr>
-          <w:rFonts w:ascii="Times New Roman" w:eastAsia="Times New Roman" w:hAnsi="Times New Roman" w:cs="Times New Roman"/>
-          <w:kern w:val="0"/>
-          <w14:ligatures w14:val="none"/>
-        </w:rPr>
-        <w:t xml:space="preserve"> This is now </w:t>
-      </w:r>
-      <w:r>
-        <w:rPr>
-          <w:rFonts w:ascii="Times New Roman" w:eastAsia="Times New Roman" w:hAnsi="Times New Roman" w:cs="Times New Roman"/>
-          <w:b/>
-          <w:bCs/>
-          <w:kern w:val="0"/>
-          <w14:ligatures w14:val="none"/>
-        </w:rPr>
-        <w:t>FULLY COMPLETE SYSTEM DESIGN</w:t>
-      </w:r>
-      <w:r>
-        <w:rPr>
-          <w:rFonts w:ascii="Times New Roman" w:eastAsia="Times New Roman" w:hAnsi="Times New Roman" w:cs="Times New Roman"/>
-          <w:kern w:val="0"/>
-          <w14:ligatures w14:val="none"/>
-        </w:rPr>
-        <w:br/>
-      </w:r>
-      <w:r>
-        <w:rPr>
-          <w:rFonts w:ascii="Segoe UI Emoji" w:eastAsia="Times New Roman" w:hAnsi="Segoe UI Emoji" w:cs="Segoe UI Emoji"/>
-          <w:kern w:val="0"/>
-          <w14:ligatures w14:val="none"/>
-        </w:rPr>
-        <w:t>👉</w:t>
-      </w:r>
-      <w:r>
-        <w:rPr>
-          <w:rFonts w:ascii="Times New Roman" w:eastAsia="Times New Roman" w:hAnsi="Times New Roman" w:cs="Times New Roman"/>
-          <w:kern w:val="0"/>
-          <w14:ligatures w14:val="none"/>
-        </w:rPr>
-        <w:t xml:space="preserve"> Real-world level</w:t>
-      </w:r>
-      <w:r>
-        <w:rPr>
-          <w:rFonts w:ascii="Times New Roman" w:eastAsia="Times New Roman" w:hAnsi="Times New Roman" w:cs="Times New Roman"/>
-          <w:kern w:val="0"/>
-          <w14:ligatures w14:val="none"/>
-        </w:rPr>
-        <w:br/>
-      </w:r>
-      <w:r>
-        <w:rPr>
-          <w:rFonts w:ascii="Segoe UI Emoji" w:eastAsia="Times New Roman" w:hAnsi="Segoe UI Emoji" w:cs="Segoe UI Emoji"/>
-          <w:kern w:val="0"/>
-          <w14:ligatures w14:val="none"/>
-        </w:rPr>
-        <w:lastRenderedPageBreak/>
-        <w:t>👉</w:t>
-      </w:r>
-      <w:r>
-        <w:rPr>
-          <w:rFonts w:ascii="Times New Roman" w:eastAsia="Times New Roman" w:hAnsi="Times New Roman" w:cs="Times New Roman"/>
-          <w:kern w:val="0"/>
-          <w14:ligatures w14:val="none"/>
-        </w:rPr>
-        <w:t xml:space="preserve"> Interview-ready</w:t>
-      </w:r>
-      <w:r>
-        <w:rPr>
-          <w:rFonts w:ascii="Times New Roman" w:eastAsia="Times New Roman" w:hAnsi="Times New Roman" w:cs="Times New Roman"/>
-          <w:kern w:val="0"/>
-          <w14:ligatures w14:val="none"/>
-        </w:rPr>
-        <w:br/>
-      </w:r>
-      <w:r>
-        <w:rPr>
-          <w:rFonts w:ascii="Segoe UI Emoji" w:eastAsia="Times New Roman" w:hAnsi="Segoe UI Emoji" w:cs="Segoe UI Emoji"/>
-          <w:kern w:val="0"/>
-          <w14:ligatures w14:val="none"/>
-        </w:rPr>
-        <w:t>👉</w:t>
-      </w:r>
-      <w:r>
-        <w:rPr>
-          <w:rFonts w:ascii="Times New Roman" w:eastAsia="Times New Roman" w:hAnsi="Times New Roman" w:cs="Times New Roman"/>
-          <w:kern w:val="0"/>
-          <w14:ligatures w14:val="none"/>
-        </w:rPr>
-        <w:t xml:space="preserve"> No missing core features</w:t>
       </w:r>
     </w:p>
     <w:p/>
@@ -12148,7 +12002,7 @@
 </file>
 
 <file path=word/numbering.xml><?xml version="1.0" encoding="utf-8"?>
-<w:numbering xmlns:wpc="http://schemas.microsoft.com/office/word/2010/wordprocessingCanvas" xmlns:cx="http://schemas.microsoft.com/office/drawing/2014/chartex" xmlns:cx1="http://schemas.microsoft.com/office/drawing/2015/9/8/chartex" xmlns:cx2="http://schemas.microsoft.com/office/drawing/2015/10/21/chartex" xmlns:cx3="http://schemas.microsoft.com/office/drawing/2016/5/9/chartex" xmlns:cx4="http://schemas.microsoft.com/office/drawing/2016/5/10/chartex" xmlns:cx5="http://schemas.microsoft.com/office/drawing/2016/5/11/chartex" xmlns:cx6="http://schemas.microsoft.com/office/drawing/2016/5/12/chartex" xmlns:cx7="http://schemas.microsoft.com/office/drawing/2016/5/13/chartex" xmlns:cx8="http://schemas.microsoft.com/office/drawing/2016/5/14/chartex" xmlns:mc="http://schemas.openxmlformats.org/markup-compatibility/2006" xmlns:aink="http://schemas.microsoft.com/office/drawing/2016/ink" xmlns:am3d="http://schemas.microsoft.com/office/drawing/2017/model3d" xmlns:o="urn:schemas-microsoft-com:office:office" xmlns:oel="http://schemas.microsoft.com/office/2019/extlst" xmlns:r="http://schemas.openxmlformats.org/officeDocument/2006/relationships" xmlns:m="http://schemas.openxmlformats.org/officeDocument/2006/math" xmlns:v="urn:schemas-microsoft-com:vml" xmlns:wp14="http://schemas.microsoft.com/office/word/2010/wordprocessingDrawing" xmlns:wp="http://schemas.openxmlformats.org/drawingml/2006/wordprocessingDrawing" xmlns:w10="urn:schemas-microsoft-com:office:word" xmlns:w="http://schemas.openxmlformats.org/wordprocessingml/2006/main" xmlns:w14="http://schemas.microsoft.com/office/word/2010/wordml" xmlns:w15="http://schemas.microsoft.com/office/word/2012/wordml" xmlns:w16cex="http://schemas.microsoft.com/office/word/2018/wordml/cex" xmlns:w16cid="http://schemas.microsoft.com/office/word/2016/wordml/cid" xmlns:w16="http://schemas.microsoft.com/office/word/2018/wordml" xmlns:w16sdtdh="http://schemas.microsoft.com/office/word/2020/wordml/sdtdatahash" xmlns:w16se="http://schemas.microsoft.com/office/word/2015/wordml/symex" xmlns:wpg="http://schemas.microsoft.com/office/word/2010/wordprocessingGroup" xmlns:wpi="http://schemas.microsoft.com/office/word/2010/wordprocessingInk" xmlns:wne="http://schemas.microsoft.com/office/word/2006/wordml" xmlns:wps="http://schemas.microsoft.com/office/word/2010/wordprocessingShape" mc:Ignorable="w14 w15 w16se w16cid w16 w16cex w16sdtdh wp14">
+<w:numbering xmlns:wpc="http://schemas.microsoft.com/office/word/2010/wordprocessingCanvas" xmlns:cx="http://schemas.microsoft.com/office/drawing/2014/chartex" xmlns:mc="http://schemas.openxmlformats.org/markup-compatibility/2006" xmlns:o="urn:schemas-microsoft-com:office:office" xmlns:r="http://schemas.openxmlformats.org/officeDocument/2006/relationships" xmlns:m="http://schemas.openxmlformats.org/officeDocument/2006/math" xmlns:v="urn:schemas-microsoft-com:vml" xmlns:wp14="http://schemas.microsoft.com/office/word/2010/wordprocessingDrawing" xmlns:wp="http://schemas.openxmlformats.org/drawingml/2006/wordprocessingDrawing" xmlns:w10="urn:schemas-microsoft-com:office:word" xmlns:w="http://schemas.openxmlformats.org/wordprocessingml/2006/main" xmlns:w14="http://schemas.microsoft.com/office/word/2010/wordml" xmlns:w15="http://schemas.microsoft.com/office/word/2012/wordml" xmlns:w16se="http://schemas.microsoft.com/office/word/2015/wordml/symex" xmlns:wpg="http://schemas.microsoft.com/office/word/2010/wordprocessingGroup" xmlns:wpi="http://schemas.microsoft.com/office/word/2010/wordprocessingInk" xmlns:wne="http://schemas.microsoft.com/office/word/2006/wordml" xmlns:wps="http://schemas.microsoft.com/office/word/2010/wordprocessingShape" mc:Ignorable="w14 w15 w16se wp14">
   <w:abstractNum w:abstractNumId="0" w15:restartNumberingAfterBreak="0">
     <w:nsid w:val="01C75252"/>
     <w:multiLevelType w:val="multilevel"/>
@@ -20014,175 +19868,175 @@
       </w:rPr>
     </w:lvl>
   </w:abstractNum>
-  <w:num w:numId="1" w16cid:durableId="814416509">
+  <w:num w:numId="1">
     <w:abstractNumId w:val="16"/>
   </w:num>
-  <w:num w:numId="2" w16cid:durableId="712539065">
+  <w:num w:numId="2">
     <w:abstractNumId w:val="53"/>
   </w:num>
-  <w:num w:numId="3" w16cid:durableId="1008870417">
+  <w:num w:numId="3">
     <w:abstractNumId w:val="51"/>
   </w:num>
-  <w:num w:numId="4" w16cid:durableId="1618953748">
+  <w:num w:numId="4">
     <w:abstractNumId w:val="15"/>
   </w:num>
-  <w:num w:numId="5" w16cid:durableId="1109350835">
+  <w:num w:numId="5">
     <w:abstractNumId w:val="22"/>
   </w:num>
-  <w:num w:numId="6" w16cid:durableId="1959991124">
+  <w:num w:numId="6">
     <w:abstractNumId w:val="27"/>
   </w:num>
-  <w:num w:numId="7" w16cid:durableId="593634875">
+  <w:num w:numId="7">
     <w:abstractNumId w:val="55"/>
   </w:num>
-  <w:num w:numId="8" w16cid:durableId="1840197668">
+  <w:num w:numId="8">
     <w:abstractNumId w:val="11"/>
   </w:num>
-  <w:num w:numId="9" w16cid:durableId="138154088">
+  <w:num w:numId="9">
     <w:abstractNumId w:val="46"/>
   </w:num>
-  <w:num w:numId="10" w16cid:durableId="525994431">
+  <w:num w:numId="10">
     <w:abstractNumId w:val="35"/>
   </w:num>
-  <w:num w:numId="11" w16cid:durableId="664210811">
+  <w:num w:numId="11">
     <w:abstractNumId w:val="6"/>
   </w:num>
-  <w:num w:numId="12" w16cid:durableId="1680423798">
+  <w:num w:numId="12">
     <w:abstractNumId w:val="3"/>
   </w:num>
-  <w:num w:numId="13" w16cid:durableId="1433087154">
+  <w:num w:numId="13">
     <w:abstractNumId w:val="10"/>
   </w:num>
-  <w:num w:numId="14" w16cid:durableId="1754817429">
+  <w:num w:numId="14">
     <w:abstractNumId w:val="20"/>
   </w:num>
-  <w:num w:numId="15" w16cid:durableId="636682862">
+  <w:num w:numId="15">
     <w:abstractNumId w:val="56"/>
   </w:num>
-  <w:num w:numId="16" w16cid:durableId="1806238554">
+  <w:num w:numId="16">
     <w:abstractNumId w:val="52"/>
   </w:num>
-  <w:num w:numId="17" w16cid:durableId="1233151758">
+  <w:num w:numId="17">
     <w:abstractNumId w:val="31"/>
   </w:num>
-  <w:num w:numId="18" w16cid:durableId="1596018910">
+  <w:num w:numId="18">
     <w:abstractNumId w:val="40"/>
   </w:num>
-  <w:num w:numId="19" w16cid:durableId="171146126">
+  <w:num w:numId="19">
     <w:abstractNumId w:val="33"/>
   </w:num>
-  <w:num w:numId="20" w16cid:durableId="1127239475">
+  <w:num w:numId="20">
     <w:abstractNumId w:val="47"/>
   </w:num>
-  <w:num w:numId="21" w16cid:durableId="512231610">
+  <w:num w:numId="21">
     <w:abstractNumId w:val="13"/>
   </w:num>
-  <w:num w:numId="22" w16cid:durableId="64883571">
+  <w:num w:numId="22">
     <w:abstractNumId w:val="19"/>
   </w:num>
-  <w:num w:numId="23" w16cid:durableId="1670403739">
+  <w:num w:numId="23">
     <w:abstractNumId w:val="44"/>
   </w:num>
-  <w:num w:numId="24" w16cid:durableId="1108503746">
+  <w:num w:numId="24">
     <w:abstractNumId w:val="50"/>
   </w:num>
-  <w:num w:numId="25" w16cid:durableId="661356085">
+  <w:num w:numId="25">
     <w:abstractNumId w:val="34"/>
   </w:num>
-  <w:num w:numId="26" w16cid:durableId="321351229">
+  <w:num w:numId="26">
     <w:abstractNumId w:val="26"/>
   </w:num>
-  <w:num w:numId="27" w16cid:durableId="1593782652">
+  <w:num w:numId="27">
     <w:abstractNumId w:val="42"/>
   </w:num>
-  <w:num w:numId="28" w16cid:durableId="701784765">
+  <w:num w:numId="28">
     <w:abstractNumId w:val="36"/>
   </w:num>
-  <w:num w:numId="29" w16cid:durableId="1114251332">
+  <w:num w:numId="29">
     <w:abstractNumId w:val="2"/>
   </w:num>
-  <w:num w:numId="30" w16cid:durableId="238683936">
+  <w:num w:numId="30">
     <w:abstractNumId w:val="25"/>
   </w:num>
-  <w:num w:numId="31" w16cid:durableId="2012904418">
+  <w:num w:numId="31">
     <w:abstractNumId w:val="48"/>
   </w:num>
-  <w:num w:numId="32" w16cid:durableId="1537424241">
+  <w:num w:numId="32">
     <w:abstractNumId w:val="54"/>
   </w:num>
-  <w:num w:numId="33" w16cid:durableId="442383625">
+  <w:num w:numId="33">
     <w:abstractNumId w:val="4"/>
   </w:num>
-  <w:num w:numId="34" w16cid:durableId="813255288">
+  <w:num w:numId="34">
     <w:abstractNumId w:val="32"/>
   </w:num>
-  <w:num w:numId="35" w16cid:durableId="589196680">
+  <w:num w:numId="35">
     <w:abstractNumId w:val="41"/>
   </w:num>
-  <w:num w:numId="36" w16cid:durableId="1457093905">
+  <w:num w:numId="36">
     <w:abstractNumId w:val="29"/>
   </w:num>
-  <w:num w:numId="37" w16cid:durableId="1509834883">
+  <w:num w:numId="37">
     <w:abstractNumId w:val="38"/>
   </w:num>
-  <w:num w:numId="38" w16cid:durableId="365177766">
+  <w:num w:numId="38">
     <w:abstractNumId w:val="28"/>
   </w:num>
-  <w:num w:numId="39" w16cid:durableId="698512358">
+  <w:num w:numId="39">
     <w:abstractNumId w:val="24"/>
   </w:num>
-  <w:num w:numId="40" w16cid:durableId="60956305">
+  <w:num w:numId="40">
     <w:abstractNumId w:val="39"/>
   </w:num>
-  <w:num w:numId="41" w16cid:durableId="1362587697">
+  <w:num w:numId="41">
     <w:abstractNumId w:val="21"/>
   </w:num>
-  <w:num w:numId="42" w16cid:durableId="1318804074">
+  <w:num w:numId="42">
     <w:abstractNumId w:val="8"/>
   </w:num>
-  <w:num w:numId="43" w16cid:durableId="1761372007">
+  <w:num w:numId="43">
     <w:abstractNumId w:val="23"/>
   </w:num>
-  <w:num w:numId="44" w16cid:durableId="766116802">
+  <w:num w:numId="44">
     <w:abstractNumId w:val="37"/>
   </w:num>
-  <w:num w:numId="45" w16cid:durableId="1684895461">
+  <w:num w:numId="45">
     <w:abstractNumId w:val="0"/>
   </w:num>
-  <w:num w:numId="46" w16cid:durableId="1888686629">
+  <w:num w:numId="46">
     <w:abstractNumId w:val="17"/>
   </w:num>
-  <w:num w:numId="47" w16cid:durableId="1090463108">
+  <w:num w:numId="47">
     <w:abstractNumId w:val="18"/>
   </w:num>
-  <w:num w:numId="48" w16cid:durableId="1982416429">
+  <w:num w:numId="48">
     <w:abstractNumId w:val="43"/>
   </w:num>
-  <w:num w:numId="49" w16cid:durableId="1809014434">
+  <w:num w:numId="49">
     <w:abstractNumId w:val="9"/>
   </w:num>
-  <w:num w:numId="50" w16cid:durableId="1136678305">
+  <w:num w:numId="50">
     <w:abstractNumId w:val="7"/>
   </w:num>
-  <w:num w:numId="51" w16cid:durableId="991444018">
+  <w:num w:numId="51">
     <w:abstractNumId w:val="1"/>
   </w:num>
-  <w:num w:numId="52" w16cid:durableId="183592347">
+  <w:num w:numId="52">
     <w:abstractNumId w:val="14"/>
   </w:num>
-  <w:num w:numId="53" w16cid:durableId="1043016093">
+  <w:num w:numId="53">
     <w:abstractNumId w:val="12"/>
   </w:num>
-  <w:num w:numId="54" w16cid:durableId="785344191">
+  <w:num w:numId="54">
     <w:abstractNumId w:val="5"/>
   </w:num>
-  <w:num w:numId="55" w16cid:durableId="177432156">
+  <w:num w:numId="55">
     <w:abstractNumId w:val="30"/>
   </w:num>
-  <w:num w:numId="56" w16cid:durableId="745154863">
+  <w:num w:numId="56">
     <w:abstractNumId w:val="49"/>
   </w:num>
-  <w:num w:numId="57" w16cid:durableId="689643805">
+  <w:num w:numId="57">
     <w:abstractNumId w:val="45"/>
   </w:num>
   <w:numIdMacAtCleanup w:val="57"/>
@@ -20190,7 +20044,7 @@
 </file>
 
 <file path=word/styles.xml><?xml version="1.0" encoding="utf-8"?>
-<w:styles xmlns:mc="http://schemas.openxmlformats.org/markup-compatibility/2006" xmlns:r="http://schemas.openxmlformats.org/officeDocument/2006/relationships" xmlns:w="http://schemas.openxmlformats.org/wordprocessingml/2006/main" xmlns:w14="http://schemas.microsoft.com/office/word/2010/wordml" xmlns:w15="http://schemas.microsoft.com/office/word/2012/wordml" xmlns:w16cex="http://schemas.microsoft.com/office/word/2018/wordml/cex" xmlns:w16cid="http://schemas.microsoft.com/office/word/2016/wordml/cid" xmlns:w16="http://schemas.microsoft.com/office/word/2018/wordml" xmlns:w16sdtdh="http://schemas.microsoft.com/office/word/2020/wordml/sdtdatahash" xmlns:w16se="http://schemas.microsoft.com/office/word/2015/wordml/symex" mc:Ignorable="w14 w15 w16se w16cid w16 w16cex w16sdtdh">
+<w:styles xmlns:mc="http://schemas.openxmlformats.org/markup-compatibility/2006" xmlns:r="http://schemas.openxmlformats.org/officeDocument/2006/relationships" xmlns:w="http://schemas.openxmlformats.org/wordprocessingml/2006/main" xmlns:w14="http://schemas.microsoft.com/office/word/2010/wordml" xmlns:w15="http://schemas.microsoft.com/office/word/2012/wordml" xmlns:w16se="http://schemas.microsoft.com/office/word/2015/wordml/symex" mc:Ignorable="w14 w15 w16se">
   <w:docDefaults>
     <w:rPrDefault>
       <w:rPr>
@@ -20208,7 +20062,7 @@
       </w:pPr>
     </w:pPrDefault>
   </w:docDefaults>
-  <w:latentStyles w:defLockedState="0" w:defUIPriority="99" w:defSemiHidden="0" w:defUnhideWhenUsed="0" w:defQFormat="0" w:count="376">
+  <w:latentStyles w:defLockedState="0" w:defUIPriority="99" w:defSemiHidden="0" w:defUnhideWhenUsed="0" w:defQFormat="0" w:count="371">
     <w:lsdException w:name="Normal" w:uiPriority="0" w:qFormat="1"/>
     <w:lsdException w:name="heading 1" w:uiPriority="9" w:qFormat="1"/>
     <w:lsdException w:name="heading 2" w:semiHidden="1" w:uiPriority="9" w:unhideWhenUsed="1" w:qFormat="1"/>
@@ -20580,11 +20434,6 @@
     <w:lsdException w:name="List Table 5 Dark Accent 6" w:uiPriority="50"/>
     <w:lsdException w:name="List Table 6 Colorful Accent 6" w:uiPriority="51"/>
     <w:lsdException w:name="List Table 7 Colorful Accent 6" w:uiPriority="52"/>
-    <w:lsdException w:name="Mention" w:semiHidden="1" w:unhideWhenUsed="1"/>
-    <w:lsdException w:name="Smart Hyperlink" w:semiHidden="1" w:unhideWhenUsed="1"/>
-    <w:lsdException w:name="Hashtag" w:semiHidden="1" w:unhideWhenUsed="1"/>
-    <w:lsdException w:name="Unresolved Mention" w:semiHidden="1" w:unhideWhenUsed="1"/>
-    <w:lsdException w:name="Smart Link" w:semiHidden="1" w:unhideWhenUsed="1"/>
   </w:latentStyles>
   <w:style w:type="paragraph" w:default="1" w:styleId="Normal">
     <w:name w:val="Normal"/>
